--- a/paper/EDIA_explained.docx
+++ b/paper/EDIA_explained.docx
@@ -1230,7 +1230,7 @@
         <w:t>ensemble</w:t>
       </w:r>
       <w:r>
-        <w:t xml:space="preserve"> (the maximum present-score of the other three).</w:t>
+        <w:t xml:space="preserve"> (each member’s score is shifted by that member’s own threshold so 0.5 means “present”, then the maximum is taken: present if any member says present).</w:t>
       </w:r>
     </w:p>
     <w:p>
@@ -2597,7 +2597,7 @@
         <w:t>LLM judge</w:t>
       </w:r>
       <w:r>
-        <w:t>, 296-element stratified sample: gap recall 0.047, balanced accuracy 0.495. The inputs were verified (short summaries, correct labels), so this is a genuine yes-bias under a fixed prompt, not a pipeline error. The ensemble takes the maximum present-score and inherits the bias (0.516).</w:t>
+        <w:t>, 296-element stratified sample: gap recall 0.047, balanced accuracy 0.495. The inputs were verified (short summaries, correct labels), so this is a genuine yes-bias under a fixed prompt, not a pipeline error. The ensemble (present if any member says present) inherits the bias: 0.516 at the common 0.55 threshold, and at its designed 0.5 operating point it labels every sampled element present.</w:t>
       </w:r>
     </w:p>
     <w:p>
@@ -5818,6 +5818,24 @@
       </w:pPr>
       <w:r>
         <w:t>Ollama auto-updated to 0.34.4 after the corpus run had finished. Auto-update was then disabled, and the version was checked at the start and end of every phase.</w:t>
+      </w:r>
+    </w:p>
+    <w:p>
+      <w:pPr>
+        <w:pStyle w:val="ListBullet"/>
+        <w:spacing w:after="60"/>
+      </w:pPr>
+      <w:r>
+        <w:t xml:space="preserve">Even within one runtime and session, the LLM judge returned a different confidence on 7 of 296 repeated calls (3 verdicts flipped). The cause was not isolated, but temperature 0 fixes the </w:t>
+      </w:r>
+      <w:r>
+        <w:rPr>
+          <w:i/>
+        </w:rPr>
+        <w:t>settings</w:t>
+      </w:r>
+      <w:r>
+        <w:t>, not bit-for-bit outputs.</w:t>
       </w:r>
     </w:p>
     <w:p>
@@ -8311,7 +8329,7 @@
               <w:rPr>
                 <w:sz w:val="17"/>
               </w:rPr>
-              <w:t>Temperature 0 / deterministic</w:t>
+              <w:t>Temperature 0 / deterministic settings</w:t>
             </w:r>
           </w:p>
         </w:tc>
@@ -8329,7 +8347,7 @@
               <w:rPr>
                 <w:sz w:val="17"/>
               </w:rPr>
-              <w:t>The AI gives the same answer every time</w:t>
+              <w:t>The AI is told to always pick its top answer (almost always the same)</w:t>
             </w:r>
           </w:p>
         </w:tc>
@@ -8347,7 +8365,7 @@
               <w:rPr>
                 <w:sz w:val="17"/>
               </w:rPr>
-              <w:t>Greedy decoding (top-k 1, fixed seed)</w:t>
+              <w:t>Greedy decoding (top-k 1, fixed seed); outputs can still vary slightly across runtimes and runs</w:t>
             </w:r>
           </w:p>
         </w:tc>

--- a/paper/EDIA_explained.docx
+++ b/paper/EDIA_explained.docx
@@ -4779,7 +4779,7 @@
               <w:t>Multi-hop retrieval</w:t>
             </w:r>
             <w:r>
-              <w:t xml:space="preserve"> (search for the reason, then use it to search for alternatives, and so on): 12%, even though it was </w:t>
+              <w:t xml:space="preserve"> (search for the reason, then use it to search for alternatives, and so on): 12–27%, even though it was </w:t>
             </w:r>
             <w:r>
               <w:rPr>
@@ -5338,7 +5338,7 @@
               <w:rPr>
                 <w:sz w:val="19"/>
               </w:rPr>
-              <w:t>–</w:t>
+              <w:t>12.2%</w:t>
             </w:r>
           </w:p>
         </w:tc>
@@ -5356,7 +5356,7 @@
               <w:rPr>
                 <w:sz w:val="19"/>
               </w:rPr>
-              <w:t>12.2%</w:t>
+              <w:t>26.8%</w:t>
             </w:r>
           </w:p>
         </w:tc>
@@ -5392,7 +5392,7 @@
               <w:rPr>
                 <w:sz w:val="19"/>
               </w:rPr>
-              <w:t>no model</w:t>
+              <w:t>none (TF-IDF, no LLM)</w:t>
             </w:r>
           </w:p>
         </w:tc>

--- a/paper/EDIA_explained.docx
+++ b/paper/EDIA_explained.docx
@@ -4749,7 +4749,7 @@
               <w:t>“Think step by step” (chain-of-thought):</w:t>
             </w:r>
             <w:r>
-              <w:t xml:space="preserve"> the AI first writes notes, then fills in the form. A tiny gain of 2–3 more reasons found out of 48, and it produced 50% more records, so part of the gain may just be more guesses.</w:t>
+              <w:t xml:space="preserve"> the AI first writes notes, then fills in the form. A tiny gain of 2–3 more reasons found out of 48, and it produced 50% more records, so part of the gain may just be more guesses. Precision confirms it: once the extra output is counted, its F1 actually drops (22.0% to 18.3%).</w:t>
             </w:r>
           </w:p>
           <w:p>
@@ -4779,7 +4779,7 @@
               <w:t>Multi-hop retrieval</w:t>
             </w:r>
             <w:r>
-              <w:t xml:space="preserve"> (search for the reason, then use it to search for alternatives, and so on): 12–27%, even though it was </w:t>
+              <w:t xml:space="preserve"> (search for the reason, then use it to search for alternatives, and so on): about 13% (and 0% under strict word matching), even though it was </w:t>
             </w:r>
             <w:r>
               <w:rPr>
@@ -5338,7 +5338,7 @@
               <w:rPr>
                 <w:sz w:val="19"/>
               </w:rPr>
-              <w:t>12.2%</w:t>
+              <w:t>0.0%</w:t>
             </w:r>
           </w:p>
         </w:tc>
@@ -5356,7 +5356,7 @@
               <w:rPr>
                 <w:sz w:val="19"/>
               </w:rPr>
-              <w:t>26.8%</w:t>
+              <w:t>12.8%</w:t>
             </w:r>
           </w:p>
         </w:tc>

--- a/paper/EDIA_explained.docx
+++ b/paper/EDIA_explained.docx
@@ -958,7 +958,7 @@
         <w:spacing w:after="60"/>
       </w:pPr>
       <w:r>
-        <w:t>Synthetic pairs span 12 organisational domains × 10 decision archetypes, generated by Mistral 7B with an automated leak check. They are cleaner than real speech, which is a known limitation.</w:t>
+        <w:t>Synthetic pairs cover 79 topics (8 organisational domains × 10 decision archetypes; generation stopped before the planned 12 domains), generated by Mistral 7B with an automated leak check. They are cleaner than real speech, which is a known limitation.</w:t>
       </w:r>
     </w:p>
     <w:p>

--- a/paper/EDIA_explained.docx
+++ b/paper/EDIA_explained.docx
@@ -20,10 +20,18 @@
     </w:p>
     <w:p>
       <w:pPr>
+        <w:spacing w:after="80"/>
+      </w:pPr>
+      <w:r>
+        <w:t>Jaitra Shah, Manan Mehta, Soham Dwivedi, Aayusman Pati · Dept. of Computer Science and Business Systems, Mukesh Patel School of Technology Management and Engineering, NMIMS, Mumbai, India</w:t>
+      </w:r>
+    </w:p>
+    <w:p>
+      <w:pPr>
         <w:spacing w:after="200"/>
       </w:pPr>
       <w:r>
-        <w:t>Project: EDIA (Extraction of Decision Information from Artifacts) · Branch: Jaitra · Status as of 26 September 2026 · Companion to the IEEE paper draft (paper/edia_ieee.tex / .docx)</w:t>
+        <w:t>Project: EDIA (Explainable Decision Intelligence Assistant) · Branch: Jaitra · Status as of 26 September 2026 · Companion to the IEEE paper draft (paper/edia_ieee.tex / .docx)</w:t>
       </w:r>
     </w:p>
     <w:p>

--- a/paper/EDIA_explained.docx
+++ b/paper/EDIA_explained.docx
@@ -525,7 +525,7 @@
               <w:spacing w:after="80"/>
             </w:pPr>
             <w:r>
-              <w:t xml:space="preserve">The paper gives four things: a working system (EDIA), a test set to measure such systems fairly (adhd_v1), an explanation of </w:t>
+              <w:t xml:space="preserve">The paper gives four things: a working system (EDIA), a test set to measure such systems fairly (edia_db), an explanation of </w:t>
             </w:r>
             <w:r>
               <w:rPr>
@@ -704,7 +704,7 @@
               <w:rPr>
                 <w:sz w:val="18"/>
               </w:rPr>
-              <w:t>adhd_v1 benchmark</w:t>
+              <w:t>edia_db benchmark</w:t>
             </w:r>
           </w:p>
         </w:tc>
@@ -1460,7 +1460,7 @@
         <w:pStyle w:val="Heading1"/>
       </w:pPr>
       <w:r>
-        <w:t>4. The test data: adhd_v1 (paper Sec. IV, Table I)</w:t>
+        <w:t>4. The test data: edia_db (paper Sec. IV, Table I)</w:t>
       </w:r>
     </w:p>
     <w:tbl>
@@ -8552,7 +8552,7 @@
               <w:rPr>
                 <w:sz w:val="18"/>
               </w:rPr>
-              <w:t>The adhd_v1 benchmark and the human spot-check</w:t>
+              <w:t>The edia_db benchmark and the human spot-check</w:t>
             </w:r>
           </w:p>
         </w:tc>
